--- a/docs/coursework/Приложение_Д_Скрипт_базы_данных.docx
+++ b/docs/coursework/Приложение_Д_Скрипт_базы_данных.docx
@@ -35,7 +35,7 @@
         <w:pStyle w:val="a3"/>
       </w:pPr>
       <w:r>
-        <w:t xml:space="preserve">В данном программном документе приведены сведения о скрипте базы данных мобильного приложения и веб-панели «Интернет-магазин продуктов «Nectar».</w:t>
+        <w:t xml:space="preserve">В данном программном документе приведены сведения о скрипте базы данных мобильного приложения и веб-панели «Интернет-магазин продуктов «Нектар».</w:t>
       </w:r>
     </w:p>
     <w:p>
